--- a/ky/discovery-articles/2.9 Статистика жана ыктымалдуулук.docx
+++ b/ky/discovery-articles/2.9 Статистика жана ыктымалдуулук.docx
@@ -4,527 +4,350 @@
   <w:body>
     <w:p>
       <w:pPr>
-        <w:keepNext/>
-        <w:spacing w:before="280" w:after="120"/>
+        <w:pStyle w:val="Title"/>
+        <w:widowControl/>
       </w:pPr>
       <w:r>
-        <w:rPr>
-          <w:rFonts w:ascii="Calibri" w:hAnsi="Calibri" w:eastAsia="Calibri"/>
-          <w:b/>
-          <w:i w:val="0"/>
-          <w:color w:val="004E8C"/>
-          <w:sz w:val="44"/>
-        </w:rPr>
         <w:t>2.9 Статистика жана ыктымалдуулук</w:t>
       </w:r>
     </w:p>
     <w:p>
       <w:pPr>
-        <w:spacing w:after="80"/>
+        <w:keepNext/>
+        <w:widowControl/>
       </w:pPr>
       <w:r>
         <w:rPr>
-          <w:rFonts w:ascii="Calibri" w:hAnsi="Calibri" w:eastAsia="Calibri"/>
-          <w:b w:val="0"/>
-          <w:i/>
-          <w:color w:val="505050"/>
-          <w:sz w:val="22"/>
+          <w:sz w:val="20"/>
         </w:rPr>
-        <w:t>2. Билим, илим жана өлчөө</w:t>
-      </w:r>
-    </w:p>
-    <w:p>
-      <w:pPr>
-        <w:spacing w:after="200"/>
-      </w:pPr>
-      <w:r>
-        <w:rPr>
-          <w:rFonts w:ascii="Calibri" w:hAnsi="Calibri" w:eastAsia="Calibri"/>
-          <w:b w:val="0"/>
-          <w:i/>
-          <w:sz w:val="22"/>
-        </w:rPr>
-        <w:t>Мезгил: болжол менен 1650-жылдар (классикалык ыктымалдуулук); XVIII–XX кылымдар (статистикалык тыянак жана азыркы ыкмалар) | Негизги өкүлдөр: Блез Паскаль; Пьер де Ферма; Якоб Бернулли; Пьер-Симон Лаплас; Карл Пирсон; Рональд Фишер жана кийинки көптөгөн статистиктер</w:t>
-      </w:r>
-    </w:p>
-    <w:p>
-      <w:pPr>
-        <w:spacing w:after="160" w:line="276" w:lineRule="auto"/>
-      </w:pPr>
-      <w:r>
-        <w:rPr>
-          <w:rFonts w:ascii="Calibri" w:hAnsi="Calibri" w:eastAsia="Calibri"/>
-          <w:b w:val="0"/>
-          <w:i w:val="0"/>
-          <w:sz w:val="22"/>
-        </w:rPr>
-        <w:t>Статистика менен ыктымалдуулук белгисиздикти салыштырууга, текшерүүгө жана үйрөтүүгө боло турган санга айлантат. Чүкө же камсыздандыруу таблицасынан клиникалык сыноо менен климат моделине чейин алар кокустук катышкан далилдин тили болуп калган.</w:t>
+        <w:t>2. Таанып-билүү, илим жана өлчөө</w:t>
       </w:r>
     </w:p>
     <w:p>
       <w:pPr>
         <w:keepNext/>
-        <w:spacing w:before="240" w:after="120"/>
+        <w:widowControl/>
       </w:pPr>
       <w:r>
         <w:rPr>
-          <w:rFonts w:ascii="Calibri" w:hAnsi="Calibri" w:eastAsia="Calibri"/>
-          <w:b/>
-          <w:i w:val="0"/>
-          <w:color w:val="004E8C"/>
-          <w:sz w:val="28"/>
+          <w:sz w:val="20"/>
         </w:rPr>
-        <w:t>Негизги фактылар</w:t>
+        <w:t>Мезгил: болжол менен 1650-жылдар (классикалык ыктымалдуулук); XVIII–XX кылымдар (статистикалык тыянак жана азыркы ыкмалар) | Негизги салым кошкондор: Блез Паскаль; Пьер де Ферма; Якоб Бернулли; Пьер-Симон Лаплас; Карл Пирсон; Рональд Фишер жана кийинки көптөгөн статистиктер</w:t>
+      </w:r>
+    </w:p>
+    <w:p>
+      <w:pPr>
+        <w:widowControl/>
+      </w:pPr>
+      <w:r>
+        <w:t>Статистика менен ыктымалдуулук белгисиздикти салыштырууга, текшерүүгө жана үйрөтүүгө боло турган сандарга айландырат. Чүкө сымал оюн кубиктеринен жана камсыздандыруу таблицаларынан клиникалык сыноолор менен климат моделдерине чейин алар кокустук бар жерде далилди түшүндүрүүнүн тилине айланган.</w:t>
+      </w:r>
+    </w:p>
+    <w:p>
+      <w:pPr>
+        <w:pStyle w:val="Heading1"/>
+        <w:widowControl/>
+      </w:pPr>
+      <w:r>
+        <w:t>Негизги маалыматтар</w:t>
       </w:r>
     </w:p>
     <w:p>
       <w:pPr>
         <w:pStyle w:val="ListBullet"/>
+        <w:widowControl/>
       </w:pPr>
       <w:r>
-        <w:rPr>
-          <w:rFonts w:ascii="Calibri" w:hAnsi="Calibri" w:eastAsia="Calibri"/>
-          <w:b w:val="0"/>
-          <w:i w:val="0"/>
-          <w:sz w:val="22"/>
-        </w:rPr>
-        <w:t>Паскаль менен Ферманын 1654-жылдагы кат алышуусу кумарпоздор жана математиктер үчүн кокустуктун классикалык маселелерин так койгон</w:t>
+        <w:t>Паскаль менен Ферманын 1654-жылдагы кат алышуусу кумарчылар жана математиктер үчүн кокустуктун классикалык маселелерин түзгөн.</w:t>
       </w:r>
     </w:p>
     <w:p>
       <w:pPr>
         <w:pStyle w:val="ListBullet"/>
+        <w:widowControl/>
       </w:pPr>
       <w:r>
-        <w:rPr>
-          <w:rFonts w:ascii="Calibri" w:hAnsi="Calibri" w:eastAsia="Calibri"/>
-          <w:b w:val="0"/>
-          <w:i w:val="0"/>
-          <w:sz w:val="22"/>
-        </w:rPr>
-        <w:t>Бернуллинин чоң сандар мыйзамы узак мөөнөттөгү жыштыкты негизги ыктымалдуулук менен байланыштырган</w:t>
+        <w:t>Бернуллинин чоң сандар мыйзамы узак кайталанган сыноолордогу жыштыкты негизги ыктымалдуулук менен байланыштырган.</w:t>
       </w:r>
     </w:p>
     <w:p>
       <w:pPr>
         <w:pStyle w:val="ListBullet"/>
+        <w:widowControl/>
       </w:pPr>
       <w:r>
-        <w:rPr>
-          <w:rFonts w:ascii="Calibri" w:hAnsi="Calibri" w:eastAsia="Calibri"/>
-          <w:b w:val="0"/>
-          <w:i w:val="0"/>
-          <w:sz w:val="22"/>
-        </w:rPr>
-        <w:t>Лаплас жана башкалар ыктымалдуулукту астрономияга, ката теориясына жана алгачкы коомдук эсепке киргизген</w:t>
+        <w:t>Лаплас жана башкалар ыктымалдуулукту астрономияга, каталар теориясына жана алгачкы коомдук эсептерге киргизген.</w:t>
       </w:r>
     </w:p>
     <w:p>
       <w:pPr>
         <w:pStyle w:val="ListBullet"/>
+        <w:widowControl/>
       </w:pPr>
       <w:r>
-        <w:rPr>
-          <w:rFonts w:ascii="Calibri" w:hAnsi="Calibri" w:eastAsia="Calibri"/>
-          <w:b w:val="0"/>
-          <w:i w:val="0"/>
-          <w:sz w:val="22"/>
-        </w:rPr>
-        <w:t>Пирсон, Фишер жана алардын замандаштары азыркы гипотеза сыноосун, регрессияны жана тажрыйба долбоорун калыптандырган</w:t>
+        <w:t>Пирсон, Фишер жана замандаштары гипотезаларды текшерүүнү, регрессияны жана тажрыйба пландоону өнүктүргөн.</w:t>
       </w:r>
     </w:p>
     <w:p>
       <w:pPr>
         <w:pStyle w:val="ListBullet"/>
+        <w:widowControl/>
       </w:pPr>
       <w:r>
-        <w:rPr>
-          <w:rFonts w:ascii="Calibri" w:hAnsi="Calibri" w:eastAsia="Calibri"/>
-          <w:b w:val="0"/>
-          <w:i w:val="0"/>
-          <w:sz w:val="22"/>
-        </w:rPr>
-        <w:t>Бүгүн камсыздандыруу, эпидемиология, сурамжылоо, машина үйрөнүү жана сапатты көзөмөлдөө ыктымалдуулукка таянат</w:t>
+        <w:t>Бүгүн ыктымалдуулук камсыздандырууда, оорулардын таралышын изилдөөдө, сурамжылоодо, машиналык үйрөнүүдө жана сапатты көзөмөлдөөдө негизги орунда турат.</w:t>
       </w:r>
     </w:p>
     <w:p>
       <w:pPr>
-        <w:keepNext/>
-        <w:spacing w:before="240" w:after="120"/>
+        <w:pStyle w:val="Heading1"/>
+        <w:widowControl/>
       </w:pPr>
       <w:r>
-        <w:rPr>
-          <w:rFonts w:ascii="Calibri" w:hAnsi="Calibri" w:eastAsia="Calibri"/>
-          <w:b/>
-          <w:i w:val="0"/>
-          <w:color w:val="004E8C"/>
-          <w:sz w:val="28"/>
-        </w:rPr>
-        <w:t>Бул эмне</w:t>
+        <w:t>Бул эмне?</w:t>
       </w:r>
     </w:p>
     <w:p>
       <w:pPr>
-        <w:spacing w:after="160" w:line="276" w:lineRule="auto"/>
+        <w:widowControl/>
       </w:pPr>
       <w:r>
-        <w:rPr>
-          <w:rFonts w:ascii="Calibri" w:hAnsi="Calibri" w:eastAsia="Calibri"/>
-          <w:b w:val="0"/>
-          <w:i w:val="0"/>
-          <w:sz w:val="22"/>
-        </w:rPr>
-        <w:t>Статистика жана ыктымалдуулук — натыйжа так эмес учурда ой жүгүртүүнүн кош куралы. Ыктымалдуулук окуяга — чүкөнүн белгилүү бетине, бороонго же оң тестке — ишеним даражасын же узак мөөнөттөгү жыштыкты берет. Статистика маалымат чогултуп, мыйзамченемди жыйынтыктайт жана көргөн көрүнүштү жалгыз кокустук канчалык түшүндүрө аларын сурайт. Экөө туюмдун ордуна башкалар да текшере ала турган модель, орточо сан, аралык жана сыноо сунуштайт. Жөнөкөй тил менен айтканда, бул туманды өлчөө өнөрү: анын калыңдыгын, канчалык бат тарарын жана кийинки кадам үчүн эмнени билдирерин айтуу.</w:t>
+        <w:t>Статистика менен ыктымалдуулук натыйжа так белгисиз болгондо ой жүгүртүүгө жардам берет. Ыктымалдуулук окуяга — кубиктин бир жагы түшүшүнө, бороонго же тесттин оң чыгышына — ишенимдин даражасын же көп кайталанганда кездешүү жыштыгын берет. Статистика маалымат чогултуп, мыйзам ченемдерди жалпылайт жана көргөн нерсени кокустук өзү канчалык түшүндүрө аларын сурайт. Экөө сезимге гана таянуунун ордуна башкалар текшере алган моделдерди, орточо маанилерди, аралыктарды жана сыноолорду сунуштайт. Муну туманды өлчөөгө салыштырса болот: анын канчалык коюу экенин, канча жолу тарарын жана кийинки кадамга эмнени билдирерин аныктоо.</w:t>
       </w:r>
     </w:p>
     <w:p>
       <w:pPr>
-        <w:keepNext/>
-        <w:spacing w:before="240" w:after="120"/>
+        <w:pStyle w:val="Heading1"/>
+        <w:widowControl/>
       </w:pPr>
       <w:r>
-        <w:rPr>
-          <w:rFonts w:ascii="Calibri" w:hAnsi="Calibri" w:eastAsia="Calibri"/>
-          <w:b/>
-          <w:i w:val="0"/>
-          <w:color w:val="004E8C"/>
-          <w:sz w:val="28"/>
-        </w:rPr>
-        <w:t>Аны ким ачкан же ойлоп тапкан</w:t>
+        <w:t xml:space="preserve">Ким ойлоп тапкан</w:t>
       </w:r>
     </w:p>
     <w:p>
       <w:pPr>
-        <w:spacing w:after="160" w:line="276" w:lineRule="auto"/>
+        <w:widowControl/>
       </w:pPr>
       <w:r>
-        <w:rPr>
-          <w:rFonts w:ascii="Calibri" w:hAnsi="Calibri" w:eastAsia="Calibri"/>
-          <w:b w:val="0"/>
-          <w:i w:val="0"/>
-          <w:sz w:val="22"/>
-        </w:rPr>
-        <w:t>Кокустук эч кимге таандык эмес. Чүкө менен лотерея байыркы замандан бар, бирок Паскаль менен Ферма утушту бөлүштүрүү маселеси тууралуу кат алышканда теория бир тутумга келе баштаган. Якоб Бернулли алгачкы чектик теоремаларды далилдеген; Лаплас ыктымалдуулукту асман механикасына жана катага колдонгон. XIX кылымдагы эл каттоо мекемелери менен камсыздандыруу компаниялары практикалык санакты талап кылган. XX кылымда Пирсон, Госсет, Фишер, Нейман жана башка көптөр бүгүн лабораторияда окутулган тыянак чыгаруу куралдарын түзүшкөн.</w:t>
+        <w:t>Кокустук теориясы бир адамга таандык эмес. Кубик оюндары жана лотереялар байыркыдан бар. Паскаль менен Ферма оюн токтоп калганда байгени кантип бөлүү керектиги тууралуу кат алышканда системалуу теория калыптана баштаган. Якоб Бернулли алгачкы чектүү мыйзамдарды далилдеген; Лаплас ыктымалдуулукту асман механикасына жана өлчөө каталарына байланыштырган. XIX кылымдагы эл каттоо мекемелери менен камсыздандыруу фирмалары практикалык эсептерди талап кылган. XX кылымда Пирсон, Госсет, Фишер, Нейман жана башкалар азыр да лабораторияларда окутулган тыянак чыгаруу куралдарын түзгөн.</w:t>
       </w:r>
     </w:p>
     <w:p>
       <w:pPr>
-        <w:keepNext/>
-        <w:spacing w:before="240" w:after="120"/>
+        <w:pStyle w:val="Heading1"/>
+        <w:widowControl/>
       </w:pPr>
       <w:r>
-        <w:rPr>
-          <w:rFonts w:ascii="Calibri" w:hAnsi="Calibri" w:eastAsia="Calibri"/>
-          <w:b/>
-          <w:i w:val="0"/>
-          <w:color w:val="004E8C"/>
-          <w:sz w:val="28"/>
-        </w:rPr>
-        <w:t>Качан жана кантип пайда болгон</w:t>
+        <w:t>Качан жана кантип пайда болгон?</w:t>
       </w:r>
     </w:p>
     <w:p>
       <w:pPr>
-        <w:spacing w:after="160" w:line="276" w:lineRule="auto"/>
+        <w:widowControl/>
       </w:pPr>
       <w:r>
-        <w:rPr>
-          <w:rFonts w:ascii="Calibri" w:hAnsi="Calibri" w:eastAsia="Calibri"/>
-          <w:b w:val="0"/>
-          <w:i w:val="0"/>
-          <w:sz w:val="22"/>
-        </w:rPr>
-        <w:t>XVII кылымдын ортосундагы кат алышуу элдик болжолдон формалдуу эсепке өткөн бурулуш болгон. XVIII кылымда ыктымалдуулук өлүм-житим таблицасына жана өлчөө катасына колдонулган; XIX кылымда мамлекет менен өнөр жай үчүн расмий статистика көбөйгөн. 1900–1930-жылдары корреляция, хи-квадрат, дисперсиялык талдоо жана алдын ала долбоорлонгон тажрыйба жалпы колдонулуучу ыкмага айланган. Компьютер кийин кайра тандап эсептөөнү жана чоң моделди көнүмүш кылды, бирок негизги суроолор — «канчалык ыктымал?» жана «канчалык ишенимдүү?» — өзгөргөн жок.</w:t>
+        <w:t>XVII кылымдын ортосундагы кат алышуу көнүмүш мүмкүнчүлүк баалоодон формалдуу эсепке өтүүнү белгилеген. XVIII кылымда ыктымалдуулук өлүм-житим таблицаларына жана өлчөө каталарына колдонулган. XIX кылымда мамлекет менен өнөр жай үчүн расмий статистика көбөйгөн. Болжол менен 1900–1930-жылдары чоңдуктардын байланышын баалаган корреляция, хи-квадрат тести, өзгөрмөлүүлүктү салыштырган дисперсиялык талдоо жана алдын ала пландалган тажрыйбалар жалпы колдонулуучу ыкмаларга айланган. Кийин компьютерлер маалыматтан кайра үлгү алуу менен эсептөөнү жана чоң моделдерди кадимки иш кылган. Бирок суроолор өзгөргөн эмес: «Канчалык ыктымал? Канчалык ишенимдүү?»</w:t>
       </w:r>
     </w:p>
     <w:p>
       <w:pPr>
-        <w:keepNext/>
-        <w:spacing w:before="240" w:after="120"/>
+        <w:pStyle w:val="Heading1"/>
+        <w:widowControl/>
       </w:pPr>
       <w:r>
-        <w:rPr>
-          <w:rFonts w:ascii="Calibri" w:hAnsi="Calibri" w:eastAsia="Calibri"/>
-          <w:b/>
-          <w:i w:val="0"/>
-          <w:color w:val="004E8C"/>
-          <w:sz w:val="28"/>
-        </w:rPr>
-        <w:t>Илимий жактан мааниси</w:t>
+        <w:t>Илим үчүн мааниси</w:t>
       </w:r>
     </w:p>
     <w:p>
       <w:pPr>
-        <w:spacing w:after="160" w:line="276" w:lineRule="auto"/>
+        <w:widowControl/>
       </w:pPr>
       <w:r>
-        <w:rPr>
-          <w:rFonts w:ascii="Calibri" w:hAnsi="Calibri" w:eastAsia="Calibri"/>
-          <w:b w:val="0"/>
-          <w:i w:val="0"/>
-          <w:sz w:val="22"/>
-        </w:rPr>
-        <w:t>Ыктымалдуулук билбеген нерсени билгендей көрсөтпөстөн, белгисиздикти формалдуу тилде берет. Ал ката аралыгын, маанилүүлүк сыноосун, Байес боюнча жаңыртууну жана генетикадан физикага чейинки кокустук моделдерди негиздейт. Статистика гипотезаны маалымат менен беттештирет: эгер көрүнүш нөлдүк моделде кадимки болсо, аны ачылыш деп жарыялоого болбойт. Бул тармак бир жактуулукту, жашыруун аралашкан себепти жана тандоонун чегин да көрсөтөт. Бул — сан менен айтылган илимий токтоолук; ансыз «далил» жеке мисалга айланып калат.</w:t>
+        <w:t>Ыктымалдуулук билбеген нерсебизди билим деп көрсөтпөй, аны так сүрөттөйт. Ал ката аралыктарына, статистикалык маанилүүлүк тесттерине, жаңы маалымат менен ишенимди жаңырткан Байес ыкмасына жана генетикадан физикага чейинки кокустукту камтыган моделдерге негиз болот. Статистика гипотезаны маалымат менен беттештирет: өзгөчө таасир жок деген модель мындай көрүнүштү кадимки эле натыйжа катары берсе, дароо ачылыш деп жарыялоого болбойт. Ал бир жактуу бурмалоону, башка факторлордун аралаш таасирин жана тандалманын чектерин көрсөтөт. Бул — илимий этияттыкты санга айландыруу. Ансыз «далил» жеке окуянын баянына түшүп калат.</w:t>
       </w:r>
     </w:p>
     <w:p>
       <w:pPr>
-        <w:keepNext/>
-        <w:spacing w:before="240" w:after="120"/>
+        <w:pStyle w:val="Heading1"/>
+        <w:widowControl/>
       </w:pPr>
       <w:r>
-        <w:rPr>
-          <w:rFonts w:ascii="Calibri" w:hAnsi="Calibri" w:eastAsia="Calibri"/>
-          <w:b/>
-          <w:i w:val="0"/>
-          <w:color w:val="004E8C"/>
-          <w:sz w:val="28"/>
-        </w:rPr>
-        <w:t>Кийинки өнүгүүлөргө тийгизген таасири</w:t>
+        <w:t>Кийинки өнүгүүгө тийгизген таасири</w:t>
       </w:r>
     </w:p>
     <w:p>
       <w:pPr>
-        <w:spacing w:after="160" w:line="276" w:lineRule="auto"/>
+        <w:widowControl/>
       </w:pPr>
       <w:r>
-        <w:rPr>
-          <w:rFonts w:ascii="Calibri" w:hAnsi="Calibri" w:eastAsia="Calibri"/>
-          <w:b w:val="0"/>
-          <w:i w:val="0"/>
-          <w:sz w:val="22"/>
-        </w:rPr>
-        <w:t>Клиникалык сыноо, сапатты көзөмөлдөө, эконометрика жана климат моделдеринин тобу статистикалык тилде сүйлөйт. Машина үйрөнүү жоготуу функциясын жана ыктымал баалоону мурастаган; криптография менен маалымат теориясынын да кокустук менен терең байланышы бар. Коомдук саясат сурамжылоо менен тобокелдик баасына таянат, бул куралдарсыз аларды түшүнүү мүмкүн эмес. Алгоритм күңүрт көрүнсө да, аны үйрөтүү жана баалоо тандоо менен катага таянат.</w:t>
+        <w:t>Клиникалык сыноолор, сапатты көзөмөлдөө, экономикалык байланыштарды сан менен изилдеген эконометрика жана бир нече климат моделин чогуу колдонуу статистикага таянат. Машиналык үйрөнүү катаны баалоочу функцияларды жана ыктымалдык упайларды мурастаган; криптография менен маалымат теориясынын да кокустукка байланышкан терең тамыры бар. Мамлекеттик саясат бул куралдарсыз түшүнүү кыйын болгон сурамжылоолорго жана тобокелдик баалоого таянат. Алгоритм түшүнүксүз көрүнсө да, аны үйрөтүү жана баалоо тандалма менен катага байланыштуу.</w:t>
       </w:r>
     </w:p>
     <w:p>
       <w:pPr>
-        <w:keepNext/>
-        <w:spacing w:before="240" w:after="120"/>
+        <w:pStyle w:val="Heading1"/>
+        <w:widowControl/>
       </w:pPr>
       <w:r>
-        <w:rPr>
-          <w:rFonts w:ascii="Calibri" w:hAnsi="Calibri" w:eastAsia="Calibri"/>
-          <w:b/>
-          <w:i w:val="0"/>
-          <w:color w:val="004E8C"/>
-          <w:sz w:val="28"/>
-        </w:rPr>
-        <w:t>Адамдардын жашоосун кантип өзгөрткөн</w:t>
+        <w:t>Адамдардын жашоосун кантип өзгөрткөн?</w:t>
       </w:r>
     </w:p>
     <w:p>
       <w:pPr>
-        <w:spacing w:after="160" w:line="276" w:lineRule="auto"/>
+        <w:widowControl/>
       </w:pPr>
       <w:r>
-        <w:rPr>
-          <w:rFonts w:ascii="Calibri" w:hAnsi="Calibri" w:eastAsia="Calibri"/>
-          <w:b w:val="0"/>
-          <w:i w:val="0"/>
-          <w:sz w:val="22"/>
-        </w:rPr>
-        <w:t>Камсыздандыруу акысы, аба ырайы божомолу, шайлоо сурамжылоосу жана медициналык скринингдин жыйынтыгы күнүмдүк сөзгө ыктымалдык катары кирди. Жумушчу статистикалык сапат көзөмөлүнө, бейтап p-маани жана ишеним аралыгына туш болот; алар дайыма эле жакшы түшүндүрүлбөйт. Бир эле курал тобокелдикти тактай да, алсыз пикирди илимий өңгө боёй да алат. Маалыматка жетүү жана кокустукту түшүнүү үнсүз бийликке айланган. Күнүмдүк жашоо көбүрөөк сан менен курчалды: сапарды, акчаны жана дарылоону жаңылышы мүмкүн экенин ачык айткан божомол менен пландайбыз; ушул чынчылдык өзү азыркы доордун белеги.</w:t>
+        <w:t>Камсыздандыруу акысы, аба ырайы, шайлоо сурамжылоосу жана медициналык текшерүү натыйжалары күнүмдүк сүйлөшүүгө ыктымалдуулук түрүндө кирет. Жумушчулар процесстин статистикалык көзөмөлүнө, бейтаптар кээде начар түшүндүрүлгөн p-мааниге жана ишеним аралыгына туш болот. p-маани белгилүү модель шартында байкалгандай же андан күчтүү натыйжа канчалык күтүлөрүн баалоого байланыштуу; ишеним аралыгы баалоонун белгисиздигин көрсөтөт. Бул куралдар тобокелдикти такташы да, алсыз пикирди илимий кылып көрсөтүшү да мүмкүн. Маалыматка жетүү жана ыктымалдуулукту түшүнүү таасирдин бир түрүнө айланган. Сапарды, каражатты жана дарылоону ката болушу мүмкүн экенин ачык айткан божомолдорго таянып пландайбыз. Мындай чынчылдык өзү эле маанилүү жетишкендик.</w:t>
       </w:r>
     </w:p>
     <w:p>
       <w:pPr>
-        <w:keepNext/>
-        <w:spacing w:before="240" w:after="120"/>
+        <w:pStyle w:val="Heading1"/>
+        <w:widowControl/>
       </w:pPr>
       <w:r>
-        <w:rPr>
-          <w:rFonts w:ascii="Calibri" w:hAnsi="Calibri" w:eastAsia="Calibri"/>
-          <w:b/>
-          <w:i w:val="0"/>
-          <w:color w:val="004E8C"/>
-          <w:sz w:val="28"/>
-        </w:rPr>
-        <w:t>Булактар жана шилтемелер</w:t>
+        <w:t>Булактар жана кошумча окуу</w:t>
       </w:r>
     </w:p>
     <w:p>
       <w:pPr>
-        <w:keepNext/>
-        <w:spacing w:before="240" w:after="120"/>
+        <w:pStyle w:val="Heading2"/>
+        <w:widowControl/>
       </w:pPr>
       <w:r>
         <w:rPr>
-          <w:rFonts w:ascii="Calibri" w:hAnsi="Calibri" w:eastAsia="Calibri"/>
-          <w:b/>
-          <w:i w:val="0"/>
-          <w:color w:val="004E8C"/>
-          <w:sz w:val="24"/>
+          <w:sz w:val="20"/>
         </w:rPr>
-        <w:t>A. Китептер жана негизги илимий эмгектер</w:t>
+        <w:t>Китептер жана негизги илимий эмгектер</w:t>
       </w:r>
     </w:p>
     <w:p>
       <w:pPr>
-        <w:spacing w:after="80"/>
-        <w:ind w:left="360"/>
+        <w:widowControl/>
       </w:pPr>
       <w:r>
         <w:rPr>
-          <w:rFonts w:ascii="Calibri" w:hAnsi="Calibri" w:eastAsia="Calibri"/>
-          <w:b w:val="0"/>
-          <w:i w:val="0"/>
-          <w:sz w:val="22"/>
+          <w:sz w:val="20"/>
         </w:rPr>
         <w:t>1. Hacking, Ian. The Emergence of Probability. 2nd ed. Cambridge: Cambridge University Press, 2006.</w:t>
       </w:r>
     </w:p>
     <w:p>
       <w:pPr>
-        <w:keepNext/>
-        <w:spacing w:before="240" w:after="120"/>
+        <w:pStyle w:val="Heading2"/>
+        <w:widowControl/>
       </w:pPr>
       <w:r>
         <w:rPr>
-          <w:rFonts w:ascii="Calibri" w:hAnsi="Calibri" w:eastAsia="Calibri"/>
-          <w:b/>
-          <w:i w:val="0"/>
-          <w:color w:val="004E8C"/>
-          <w:sz w:val="24"/>
+          <w:sz w:val="20"/>
         </w:rPr>
-        <w:t>C. Мекемелердин материалдары жана энциклопедиялык булактар</w:t>
+        <w:t>Уюмдардын жана энциклопедиялардын материалдары</w:t>
       </w:r>
     </w:p>
     <w:p>
       <w:pPr>
-        <w:spacing w:after="80"/>
-        <w:ind w:left="360"/>
+        <w:widowControl/>
       </w:pPr>
       <w:r>
         <w:rPr>
-          <w:rFonts w:ascii="Calibri" w:hAnsi="Calibri" w:eastAsia="Calibri"/>
-          <w:b w:val="0"/>
-          <w:i w:val="0"/>
-          <w:sz w:val="22"/>
+          <w:sz w:val="20"/>
         </w:rPr>
-        <w:t>1. Encyclopaedia Britannica. “Probability theory” (“Ыктымалдуулук теориясы”).</w:t>
-      </w:r>
-      <w:r>
-        <w:rPr>
-          <w:rFonts w:ascii="Calibri" w:hAnsi="Calibri" w:eastAsia="Calibri"/>
-          <w:b w:val="0"/>
-          <w:i w:val="0"/>
-          <w:sz w:val="22"/>
-        </w:rPr>
-        <w:t xml:space="preserve"> </w:t>
+        <w:t xml:space="preserve">1. Encyclopaedia Britannica. 'Probability theory.' </w:t>
       </w:r>
       <w:hyperlink r:id="rId9">
         <w:r>
           <w:rPr>
-            <w:rFonts w:ascii="Calibri" w:hAnsi="Calibri" w:eastAsia="Calibri"/>
-            <w:b w:val="0"/>
-            <w:i w:val="0"/>
-            <w:sz w:val="22"/>
-            <w:color w:val="0563C1"/>
-            <w:u w:val="single"/>
+            <w:sz w:val="20"/>
           </w:rPr>
           <w:t>https://www.britannica.com/science/probability-theory</w:t>
         </w:r>
       </w:hyperlink>
+      <w:r>
+        <w:rPr>
+          <w:sz w:val="20"/>
+        </w:rPr>
+      </w:r>
     </w:p>
     <w:p>
       <w:pPr>
-        <w:spacing w:after="80"/>
-        <w:ind w:left="360"/>
+        <w:widowControl/>
       </w:pPr>
       <w:r>
         <w:rPr>
-          <w:rFonts w:ascii="Calibri" w:hAnsi="Calibri" w:eastAsia="Calibri"/>
-          <w:b w:val="0"/>
-          <w:i w:val="0"/>
-          <w:sz w:val="22"/>
+          <w:sz w:val="20"/>
         </w:rPr>
-        <w:t>2. Encyclopaedia Britannica. “Statistics” (“Статистика”).</w:t>
-      </w:r>
-      <w:r>
-        <w:rPr>
-          <w:rFonts w:ascii="Calibri" w:hAnsi="Calibri" w:eastAsia="Calibri"/>
-          <w:b w:val="0"/>
-          <w:i w:val="0"/>
-          <w:sz w:val="22"/>
-        </w:rPr>
-        <w:t xml:space="preserve"> </w:t>
+        <w:t xml:space="preserve">2. Encyclopaedia Britannica. 'Statistics.' </w:t>
       </w:r>
       <w:hyperlink r:id="rId10">
         <w:r>
           <w:rPr>
-            <w:rFonts w:ascii="Calibri" w:hAnsi="Calibri" w:eastAsia="Calibri"/>
-            <w:b w:val="0"/>
-            <w:i w:val="0"/>
-            <w:sz w:val="22"/>
-            <w:color w:val="0563C1"/>
-            <w:u w:val="single"/>
+            <w:sz w:val="20"/>
           </w:rPr>
           <w:t>https://www.britannica.com/science/statistics</w:t>
         </w:r>
       </w:hyperlink>
-    </w:p>
-    <w:p>
-      <w:pPr>
-        <w:keepNext/>
-        <w:spacing w:before="240" w:after="120"/>
-      </w:pPr>
       <w:r>
         <w:rPr>
-          <w:rFonts w:ascii="Calibri" w:hAnsi="Calibri" w:eastAsia="Calibri"/>
-          <w:b/>
-          <w:i w:val="0"/>
-          <w:color w:val="004E8C"/>
-          <w:sz w:val="24"/>
+          <w:sz w:val="20"/>
         </w:rPr>
-        <w:t>J. Басма сөз, илимий-популярдуу жана жалпы маалымат булактары</w:t>
       </w:r>
     </w:p>
     <w:p>
       <w:pPr>
-        <w:spacing w:after="80"/>
-        <w:ind w:left="360"/>
+        <w:pStyle w:val="Heading2"/>
+        <w:widowControl/>
       </w:pPr>
       <w:r>
         <w:rPr>
-          <w:rFonts w:ascii="Calibri" w:hAnsi="Calibri" w:eastAsia="Calibri"/>
-          <w:b w:val="0"/>
-          <w:i w:val="0"/>
-          <w:sz w:val="22"/>
+          <w:sz w:val="20"/>
         </w:rPr>
-        <w:t>1. Stanford Encyclopedia of Philosophy. Ыктымалдуулукту түшүндүрүү жолдору.</w:t>
+        <w:t>Басма сөз, илимий-популярдуу жана маалымдама материалдар</w:t>
       </w:r>
+    </w:p>
+    <w:p>
+      <w:pPr>
+        <w:widowControl/>
+      </w:pPr>
       <w:r>
         <w:rPr>
-          <w:rFonts w:ascii="Calibri" w:hAnsi="Calibri" w:eastAsia="Calibri"/>
-          <w:b w:val="0"/>
-          <w:i w:val="0"/>
-          <w:sz w:val="22"/>
+          <w:sz w:val="20"/>
         </w:rPr>
-        <w:t xml:space="preserve"> </w:t>
+        <w:t xml:space="preserve">1. Stanford Encyclopedia of Philosophy. Interpretations of probability. </w:t>
       </w:r>
       <w:hyperlink r:id="rId11">
         <w:r>
           <w:rPr>
-            <w:rFonts w:ascii="Calibri" w:hAnsi="Calibri" w:eastAsia="Calibri"/>
-            <w:b w:val="0"/>
-            <w:i w:val="0"/>
-            <w:sz w:val="22"/>
-            <w:color w:val="0563C1"/>
-            <w:u w:val="single"/>
+            <w:sz w:val="20"/>
           </w:rPr>
           <w:t>https://plato.stanford.edu/entries/probability-interpret/</w:t>
         </w:r>
       </w:hyperlink>
+      <w:r>
+        <w:rPr>
+          <w:sz w:val="20"/>
+        </w:rPr>
+      </w:r>
     </w:p>
     <w:sectPr>
-      <w:pgSz w:w="12240" w:h="15840"/>
-      <w:pgMar w:top="1296" w:right="1440" w:bottom="1296" w:left="1440" w:header="720" w:footer="720" w:gutter="0"/>
+      <w:footerReference w:type="default" r:id="rId12"/>
+      <w:pgSz w:w="11906" w:h="16838"/>
+      <w:pgMar w:top="1020" w:right="1134" w:bottom="1020" w:left="1134" w:header="720" w:footer="720" w:gutter="0"/>
       <w:cols w:space="720"/>
       <w:docGrid w:linePitch="360"/>
     </w:sectPr>
   </w:body>
 </w:document>
+</file>
+
+<file path=word/footer1.xml><?xml version="1.0" encoding="utf-8"?>
+<w:ftr xmlns:m="http://schemas.openxmlformats.org/officeDocument/2006/math" xmlns:mc="http://schemas.openxmlformats.org/markup-compatibility/2006" xmlns:mo="http://schemas.microsoft.com/office/mac/office/2008/main" xmlns:mv="urn:schemas-microsoft-com:mac:vml" xmlns:o="urn:schemas-microsoft-com:office:office" xmlns:r="http://schemas.openxmlformats.org/officeDocument/2006/relationships" xmlns:v="urn:schemas-microsoft-com:vml" xmlns:w10="urn:schemas-microsoft-com:office:word" xmlns:w14="http://schemas.microsoft.com/office/word/2010/wordml" xmlns:w="http://schemas.openxmlformats.org/wordprocessingml/2006/main" xmlns:wne="http://schemas.microsoft.com/office/word/2006/wordml" xmlns:wp14="http://schemas.microsoft.com/office/word/2010/wordprocessingDrawing" xmlns:wp="http://schemas.openxmlformats.org/drawingml/2006/wordprocessingDrawing" xmlns:wpc="http://schemas.microsoft.com/office/word/2010/wordprocessingCanvas" xmlns:wpg="http://schemas.microsoft.com/office/word/2010/wordprocessingGroup" xmlns:wpi="http://schemas.microsoft.com/office/word/2010/wordprocessingInk" xmlns:wps="http://schemas.microsoft.com/office/word/2010/wordprocessingShape" mc:Ignorable="w14 wp14">
+  <w:p>
+    <w:pPr>
+      <w:pStyle w:val="Footer"/>
+      <w:jc w:val="right"/>
+    </w:pPr>
+    <w:fldSimple w:instr="PAGE"/>
+  </w:p>
+</w:ftr>
 </file>
 
 <file path=word/numbering.xml><?xml version="1.0" encoding="utf-8"?>
@@ -735,7 +558,7 @@
   <w:docDefaults>
     <w:rPrDefault>
       <w:rPr>
-        <w:rFonts w:asciiTheme="minorHAnsi" w:eastAsiaTheme="minorEastAsia" w:hAnsiTheme="minorHAnsi" w:cstheme="minorBidi"/>
+        <w:rFonts/>
         <w:sz w:val="22"/>
         <w:szCs w:val="22"/>
         <w:lang w:val="en-US" w:eastAsia="en-US" w:bidi="ar-SA"/>
@@ -890,6 +713,15 @@
     <w:name w:val="Normal"/>
     <w:qFormat/>
     <w:rsid w:val="00FC693F"/>
+    <w:pPr>
+      <w:spacing w:after="80" w:line="240" w:lineRule="auto"/>
+    </w:pPr>
+    <w:rPr>
+      <w:rFonts w:ascii="Times New Roman" w:hAnsi="Times New Roman"/>
+      <w:color w:val="000000"/>
+      <w:sz w:val="24"/>
+      <w:lang w:val="ky-KG"/>
+    </w:rPr>
   </w:style>
   <w:style w:type="paragraph" w:styleId="Header">
     <w:name w:val="header"/>
@@ -946,16 +778,17 @@
     <w:pPr>
       <w:keepNext/>
       <w:keepLines/>
-      <w:spacing w:before="480" w:after="0"/>
+      <w:spacing w:before="160" w:after="80" w:line="240" w:lineRule="auto"/>
       <w:outlineLvl w:val="0"/>
     </w:pPr>
     <w:rPr>
-      <w:rFonts w:asciiTheme="majorHAnsi" w:eastAsiaTheme="majorEastAsia" w:hAnsiTheme="majorHAnsi" w:cstheme="majorBidi"/>
+      <w:rFonts w:ascii="Times New Roman" w:hAnsi="Times New Roman"/>
       <w:b/>
       <w:bCs/>
-      <w:color w:val="365F91" w:themeColor="accent1" w:themeShade="BF"/>
-      <w:sz w:val="28"/>
+      <w:color w:val="000000"/>
+      <w:sz w:val="26"/>
       <w:szCs w:val="28"/>
+      <w:lang w:val="ky-KG"/>
     </w:rPr>
   </w:style>
   <w:style w:type="paragraph" w:styleId="Heading2">
@@ -970,16 +803,17 @@
     <w:pPr>
       <w:keepNext/>
       <w:keepLines/>
-      <w:spacing w:before="200" w:after="0"/>
+      <w:spacing w:before="160" w:after="80" w:line="240" w:lineRule="auto"/>
       <w:outlineLvl w:val="1"/>
     </w:pPr>
     <w:rPr>
-      <w:rFonts w:asciiTheme="majorHAnsi" w:eastAsiaTheme="majorEastAsia" w:hAnsiTheme="majorHAnsi" w:cstheme="majorBidi"/>
+      <w:rFonts w:ascii="Times New Roman" w:hAnsi="Times New Roman"/>
       <w:b/>
       <w:bCs/>
-      <w:color w:val="4F81BD" w:themeColor="accent1"/>
+      <w:color w:val="000000"/>
       <w:sz w:val="26"/>
       <w:szCs w:val="26"/>
+      <w:lang w:val="ky-KG"/>
     </w:rPr>
   </w:style>
   <w:style w:type="paragraph" w:styleId="Heading3">
@@ -998,7 +832,7 @@
       <w:outlineLvl w:val="2"/>
     </w:pPr>
     <w:rPr>
-      <w:rFonts w:asciiTheme="majorHAnsi" w:eastAsiaTheme="majorEastAsia" w:hAnsiTheme="majorHAnsi" w:cstheme="majorBidi"/>
+      <w:rFonts/>
       <w:b/>
       <w:bCs/>
       <w:color w:val="4F81BD" w:themeColor="accent1"/>
@@ -1021,7 +855,7 @@
       <w:outlineLvl w:val="3"/>
     </w:pPr>
     <w:rPr>
-      <w:rFonts w:asciiTheme="majorHAnsi" w:eastAsiaTheme="majorEastAsia" w:hAnsiTheme="majorHAnsi" w:cstheme="majorBidi"/>
+      <w:rFonts/>
       <w:b/>
       <w:bCs/>
       <w:i/>
@@ -1046,7 +880,7 @@
       <w:outlineLvl w:val="4"/>
     </w:pPr>
     <w:rPr>
-      <w:rFonts w:asciiTheme="majorHAnsi" w:eastAsiaTheme="majorEastAsia" w:hAnsiTheme="majorHAnsi" w:cstheme="majorBidi"/>
+      <w:rFonts/>
       <w:color w:val="243F60" w:themeColor="accent1" w:themeShade="7F"/>
     </w:rPr>
   </w:style>
@@ -1067,7 +901,7 @@
       <w:outlineLvl w:val="5"/>
     </w:pPr>
     <w:rPr>
-      <w:rFonts w:asciiTheme="majorHAnsi" w:eastAsiaTheme="majorEastAsia" w:hAnsiTheme="majorHAnsi" w:cstheme="majorBidi"/>
+      <w:rFonts/>
       <w:i/>
       <w:iCs/>
       <w:color w:val="243F60" w:themeColor="accent1" w:themeShade="7F"/>
@@ -1090,7 +924,7 @@
       <w:outlineLvl w:val="6"/>
     </w:pPr>
     <w:rPr>
-      <w:rFonts w:asciiTheme="majorHAnsi" w:eastAsiaTheme="majorEastAsia" w:hAnsiTheme="majorHAnsi" w:cstheme="majorBidi"/>
+      <w:rFonts/>
       <w:i/>
       <w:iCs/>
       <w:color w:val="404040" w:themeColor="text1" w:themeTint="BF"/>
@@ -1113,7 +947,7 @@
       <w:outlineLvl w:val="7"/>
     </w:pPr>
     <w:rPr>
-      <w:rFonts w:asciiTheme="majorHAnsi" w:eastAsiaTheme="majorEastAsia" w:hAnsiTheme="majorHAnsi" w:cstheme="majorBidi"/>
+      <w:rFonts/>
       <w:color w:val="4F81BD" w:themeColor="accent1"/>
       <w:sz w:val="20"/>
       <w:szCs w:val="20"/>
@@ -1136,7 +970,7 @@
       <w:outlineLvl w:val="8"/>
     </w:pPr>
     <w:rPr>
-      <w:rFonts w:asciiTheme="majorHAnsi" w:eastAsiaTheme="majorEastAsia" w:hAnsiTheme="majorHAnsi" w:cstheme="majorBidi"/>
+      <w:rFonts/>
       <w:i/>
       <w:iCs/>
       <w:color w:val="404040" w:themeColor="text1" w:themeTint="BF"/>
@@ -1187,7 +1021,7 @@
     <w:uiPriority w:val="9"/>
     <w:rsid w:val="00FC693F"/>
     <w:rPr>
-      <w:rFonts w:asciiTheme="majorHAnsi" w:eastAsiaTheme="majorEastAsia" w:hAnsiTheme="majorHAnsi" w:cstheme="majorBidi"/>
+      <w:rFonts/>
       <w:b/>
       <w:bCs/>
       <w:color w:val="365F91" w:themeColor="accent1" w:themeShade="BF"/>
@@ -1202,7 +1036,7 @@
     <w:uiPriority w:val="9"/>
     <w:rsid w:val="00FC693F"/>
     <w:rPr>
-      <w:rFonts w:asciiTheme="majorHAnsi" w:eastAsiaTheme="majorEastAsia" w:hAnsiTheme="majorHAnsi" w:cstheme="majorBidi"/>
+      <w:rFonts/>
       <w:b/>
       <w:bCs/>
       <w:color w:val="4F81BD" w:themeColor="accent1"/>
@@ -1217,7 +1051,7 @@
     <w:uiPriority w:val="9"/>
     <w:rsid w:val="00FC693F"/>
     <w:rPr>
-      <w:rFonts w:asciiTheme="majorHAnsi" w:eastAsiaTheme="majorEastAsia" w:hAnsiTheme="majorHAnsi" w:cstheme="majorBidi"/>
+      <w:rFonts/>
       <w:b/>
       <w:bCs/>
       <w:color w:val="4F81BD" w:themeColor="accent1"/>
@@ -1232,19 +1066,17 @@
     <w:qFormat/>
     <w:rsid w:val="00FC693F"/>
     <w:pPr>
-      <w:pBdr>
-        <w:bottom w:val="single" w:sz="8" w:space="4" w:color="4F81BD" w:themeColor="accent1"/>
-      </w:pBdr>
-      <w:spacing w:after="300" w:line="240" w:lineRule="auto"/>
+      <w:spacing w:after="80" w:line="240" w:lineRule="auto"/>
       <w:contextualSpacing/>
     </w:pPr>
     <w:rPr>
-      <w:rFonts w:asciiTheme="majorHAnsi" w:eastAsiaTheme="majorEastAsia" w:hAnsiTheme="majorHAnsi" w:cstheme="majorBidi"/>
-      <w:color w:val="17365D" w:themeColor="text2" w:themeShade="BF"/>
+      <w:rFonts w:ascii="Times New Roman" w:hAnsi="Times New Roman"/>
+      <w:color w:val="000000"/>
       <w:spacing w:val="5"/>
       <w:kern w:val="28"/>
-      <w:sz w:val="52"/>
+      <w:sz w:val="40"/>
       <w:szCs w:val="52"/>
+      <w:lang w:val="ky-KG"/>
     </w:rPr>
   </w:style>
   <w:style w:type="character" w:customStyle="1" w:styleId="TitleChar">
@@ -1254,7 +1086,7 @@
     <w:uiPriority w:val="10"/>
     <w:rsid w:val="00FC693F"/>
     <w:rPr>
-      <w:rFonts w:asciiTheme="majorHAnsi" w:eastAsiaTheme="majorEastAsia" w:hAnsiTheme="majorHAnsi" w:cstheme="majorBidi"/>
+      <w:rFonts/>
       <w:color w:val="17365D" w:themeColor="text2" w:themeShade="BF"/>
       <w:spacing w:val="5"/>
       <w:kern w:val="28"/>
@@ -1276,7 +1108,7 @@
       </w:numPr>
     </w:pPr>
     <w:rPr>
-      <w:rFonts w:asciiTheme="majorHAnsi" w:eastAsiaTheme="majorEastAsia" w:hAnsiTheme="majorHAnsi" w:cstheme="majorBidi"/>
+      <w:rFonts/>
       <w:i/>
       <w:iCs/>
       <w:color w:val="4F81BD" w:themeColor="accent1"/>
@@ -1292,7 +1124,7 @@
     <w:uiPriority w:val="11"/>
     <w:rsid w:val="00FC693F"/>
     <w:rPr>
-      <w:rFonts w:asciiTheme="majorHAnsi" w:eastAsiaTheme="majorEastAsia" w:hAnsiTheme="majorHAnsi" w:cstheme="majorBidi"/>
+      <w:rFonts/>
       <w:i/>
       <w:iCs/>
       <w:color w:val="4F81BD" w:themeColor="accent1"/>
@@ -1417,8 +1249,15 @@
       <w:numPr>
         <w:numId w:val="1"/>
       </w:numPr>
+      <w:spacing w:after="80" w:line="240" w:lineRule="auto"/>
       <w:contextualSpacing/>
     </w:pPr>
+    <w:rPr>
+      <w:rFonts w:ascii="Times New Roman" w:hAnsi="Times New Roman"/>
+      <w:color w:val="000000"/>
+      <w:sz w:val="24"/>
+      <w:lang w:val="ky-KG"/>
+    </w:rPr>
   </w:style>
   <w:style w:type="paragraph" w:styleId="ListBullet2">
     <w:name w:val="List Bullet 2"/>
@@ -1590,7 +1429,7 @@
     <w:semiHidden/>
     <w:rsid w:val="00FC693F"/>
     <w:rPr>
-      <w:rFonts w:asciiTheme="majorHAnsi" w:eastAsiaTheme="majorEastAsia" w:hAnsiTheme="majorHAnsi" w:cstheme="majorBidi"/>
+      <w:rFonts/>
       <w:b/>
       <w:bCs/>
       <w:i/>
@@ -1606,7 +1445,7 @@
     <w:semiHidden/>
     <w:rsid w:val="00FC693F"/>
     <w:rPr>
-      <w:rFonts w:asciiTheme="majorHAnsi" w:eastAsiaTheme="majorEastAsia" w:hAnsiTheme="majorHAnsi" w:cstheme="majorBidi"/>
+      <w:rFonts/>
       <w:color w:val="243F60" w:themeColor="accent1" w:themeShade="7F"/>
     </w:rPr>
   </w:style>
@@ -1618,7 +1457,7 @@
     <w:semiHidden/>
     <w:rsid w:val="00FC693F"/>
     <w:rPr>
-      <w:rFonts w:asciiTheme="majorHAnsi" w:eastAsiaTheme="majorEastAsia" w:hAnsiTheme="majorHAnsi" w:cstheme="majorBidi"/>
+      <w:rFonts/>
       <w:i/>
       <w:iCs/>
       <w:color w:val="243F60" w:themeColor="accent1" w:themeShade="7F"/>
@@ -1632,7 +1471,7 @@
     <w:semiHidden/>
     <w:rsid w:val="00FC693F"/>
     <w:rPr>
-      <w:rFonts w:asciiTheme="majorHAnsi" w:eastAsiaTheme="majorEastAsia" w:hAnsiTheme="majorHAnsi" w:cstheme="majorBidi"/>
+      <w:rFonts/>
       <w:i/>
       <w:iCs/>
       <w:color w:val="404040" w:themeColor="text1" w:themeTint="BF"/>
@@ -1646,7 +1485,7 @@
     <w:semiHidden/>
     <w:rsid w:val="00FC693F"/>
     <w:rPr>
-      <w:rFonts w:asciiTheme="majorHAnsi" w:eastAsiaTheme="majorEastAsia" w:hAnsiTheme="majorHAnsi" w:cstheme="majorBidi"/>
+      <w:rFonts/>
       <w:color w:val="4F81BD" w:themeColor="accent1"/>
       <w:sz w:val="20"/>
       <w:szCs w:val="20"/>
@@ -1660,7 +1499,7 @@
     <w:semiHidden/>
     <w:rsid w:val="00FC693F"/>
     <w:rPr>
-      <w:rFonts w:asciiTheme="majorHAnsi" w:eastAsiaTheme="majorEastAsia" w:hAnsiTheme="majorHAnsi" w:cstheme="majorBidi"/>
+      <w:rFonts/>
       <w:i/>
       <w:iCs/>
       <w:color w:val="404040" w:themeColor="text1" w:themeTint="BF"/>
@@ -1719,9 +1558,6 @@
     <w:qFormat/>
     <w:rsid w:val="00FC693F"/>
     <w:pPr>
-      <w:pBdr>
-        <w:bottom w:val="single" w:sz="4" w:space="4" w:color="4F81BD" w:themeColor="accent1"/>
-      </w:pBdr>
       <w:spacing w:before="200" w:after="280"/>
       <w:ind w:left="936" w:right="936"/>
     </w:pPr>
@@ -3249,7 +3085,7 @@
         <w:spacing w:before="0" w:after="0" w:line="240" w:lineRule="auto"/>
       </w:pPr>
       <w:rPr>
-        <w:rFonts w:asciiTheme="majorHAnsi" w:eastAsiaTheme="majorEastAsia" w:hAnsiTheme="majorHAnsi" w:cstheme="majorBidi"/>
+        <w:rFonts/>
         <w:b/>
         <w:bCs/>
       </w:rPr>
@@ -3270,7 +3106,7 @@
         <w:spacing w:before="0" w:after="0" w:line="240" w:lineRule="auto"/>
       </w:pPr>
       <w:rPr>
-        <w:rFonts w:asciiTheme="majorHAnsi" w:eastAsiaTheme="majorEastAsia" w:hAnsiTheme="majorHAnsi" w:cstheme="majorBidi"/>
+        <w:rFonts/>
         <w:b/>
         <w:bCs/>
       </w:rPr>
@@ -3288,14 +3124,14 @@
     </w:tblStylePr>
     <w:tblStylePr w:type="firstCol">
       <w:rPr>
-        <w:rFonts w:asciiTheme="majorHAnsi" w:eastAsiaTheme="majorEastAsia" w:hAnsiTheme="majorHAnsi" w:cstheme="majorBidi"/>
+        <w:rFonts/>
         <w:b/>
         <w:bCs/>
       </w:rPr>
     </w:tblStylePr>
     <w:tblStylePr w:type="lastCol">
       <w:rPr>
-        <w:rFonts w:asciiTheme="majorHAnsi" w:eastAsiaTheme="majorEastAsia" w:hAnsiTheme="majorHAnsi" w:cstheme="majorBidi"/>
+        <w:rFonts/>
         <w:b/>
         <w:bCs/>
       </w:rPr>
@@ -3379,7 +3215,7 @@
         <w:spacing w:before="0" w:after="0" w:line="240" w:lineRule="auto"/>
       </w:pPr>
       <w:rPr>
-        <w:rFonts w:asciiTheme="majorHAnsi" w:eastAsiaTheme="majorEastAsia" w:hAnsiTheme="majorHAnsi" w:cstheme="majorBidi"/>
+        <w:rFonts/>
         <w:b/>
         <w:bCs/>
       </w:rPr>
@@ -3400,7 +3236,7 @@
         <w:spacing w:before="0" w:after="0" w:line="240" w:lineRule="auto"/>
       </w:pPr>
       <w:rPr>
-        <w:rFonts w:asciiTheme="majorHAnsi" w:eastAsiaTheme="majorEastAsia" w:hAnsiTheme="majorHAnsi" w:cstheme="majorBidi"/>
+        <w:rFonts/>
         <w:b/>
         <w:bCs/>
       </w:rPr>
@@ -3418,14 +3254,14 @@
     </w:tblStylePr>
     <w:tblStylePr w:type="firstCol">
       <w:rPr>
-        <w:rFonts w:asciiTheme="majorHAnsi" w:eastAsiaTheme="majorEastAsia" w:hAnsiTheme="majorHAnsi" w:cstheme="majorBidi"/>
+        <w:rFonts/>
         <w:b/>
         <w:bCs/>
       </w:rPr>
     </w:tblStylePr>
     <w:tblStylePr w:type="lastCol">
       <w:rPr>
-        <w:rFonts w:asciiTheme="majorHAnsi" w:eastAsiaTheme="majorEastAsia" w:hAnsiTheme="majorHAnsi" w:cstheme="majorBidi"/>
+        <w:rFonts/>
         <w:b/>
         <w:bCs/>
       </w:rPr>
@@ -3509,7 +3345,7 @@
         <w:spacing w:before="0" w:after="0" w:line="240" w:lineRule="auto"/>
       </w:pPr>
       <w:rPr>
-        <w:rFonts w:asciiTheme="majorHAnsi" w:eastAsiaTheme="majorEastAsia" w:hAnsiTheme="majorHAnsi" w:cstheme="majorBidi"/>
+        <w:rFonts/>
         <w:b/>
         <w:bCs/>
       </w:rPr>
@@ -3530,7 +3366,7 @@
         <w:spacing w:before="0" w:after="0" w:line="240" w:lineRule="auto"/>
       </w:pPr>
       <w:rPr>
-        <w:rFonts w:asciiTheme="majorHAnsi" w:eastAsiaTheme="majorEastAsia" w:hAnsiTheme="majorHAnsi" w:cstheme="majorBidi"/>
+        <w:rFonts/>
         <w:b/>
         <w:bCs/>
       </w:rPr>
@@ -3548,14 +3384,14 @@
     </w:tblStylePr>
     <w:tblStylePr w:type="firstCol">
       <w:rPr>
-        <w:rFonts w:asciiTheme="majorHAnsi" w:eastAsiaTheme="majorEastAsia" w:hAnsiTheme="majorHAnsi" w:cstheme="majorBidi"/>
+        <w:rFonts/>
         <w:b/>
         <w:bCs/>
       </w:rPr>
     </w:tblStylePr>
     <w:tblStylePr w:type="lastCol">
       <w:rPr>
-        <w:rFonts w:asciiTheme="majorHAnsi" w:eastAsiaTheme="majorEastAsia" w:hAnsiTheme="majorHAnsi" w:cstheme="majorBidi"/>
+        <w:rFonts/>
         <w:b/>
         <w:bCs/>
       </w:rPr>
@@ -3639,7 +3475,7 @@
         <w:spacing w:before="0" w:after="0" w:line="240" w:lineRule="auto"/>
       </w:pPr>
       <w:rPr>
-        <w:rFonts w:asciiTheme="majorHAnsi" w:eastAsiaTheme="majorEastAsia" w:hAnsiTheme="majorHAnsi" w:cstheme="majorBidi"/>
+        <w:rFonts/>
         <w:b/>
         <w:bCs/>
       </w:rPr>
@@ -3660,7 +3496,7 @@
         <w:spacing w:before="0" w:after="0" w:line="240" w:lineRule="auto"/>
       </w:pPr>
       <w:rPr>
-        <w:rFonts w:asciiTheme="majorHAnsi" w:eastAsiaTheme="majorEastAsia" w:hAnsiTheme="majorHAnsi" w:cstheme="majorBidi"/>
+        <w:rFonts/>
         <w:b/>
         <w:bCs/>
       </w:rPr>
@@ -3678,14 +3514,14 @@
     </w:tblStylePr>
     <w:tblStylePr w:type="firstCol">
       <w:rPr>
-        <w:rFonts w:asciiTheme="majorHAnsi" w:eastAsiaTheme="majorEastAsia" w:hAnsiTheme="majorHAnsi" w:cstheme="majorBidi"/>
+        <w:rFonts/>
         <w:b/>
         <w:bCs/>
       </w:rPr>
     </w:tblStylePr>
     <w:tblStylePr w:type="lastCol">
       <w:rPr>
-        <w:rFonts w:asciiTheme="majorHAnsi" w:eastAsiaTheme="majorEastAsia" w:hAnsiTheme="majorHAnsi" w:cstheme="majorBidi"/>
+        <w:rFonts/>
         <w:b/>
         <w:bCs/>
       </w:rPr>
@@ -3769,7 +3605,7 @@
         <w:spacing w:before="0" w:after="0" w:line="240" w:lineRule="auto"/>
       </w:pPr>
       <w:rPr>
-        <w:rFonts w:asciiTheme="majorHAnsi" w:eastAsiaTheme="majorEastAsia" w:hAnsiTheme="majorHAnsi" w:cstheme="majorBidi"/>
+        <w:rFonts/>
         <w:b/>
         <w:bCs/>
       </w:rPr>
@@ -3790,7 +3626,7 @@
         <w:spacing w:before="0" w:after="0" w:line="240" w:lineRule="auto"/>
       </w:pPr>
       <w:rPr>
-        <w:rFonts w:asciiTheme="majorHAnsi" w:eastAsiaTheme="majorEastAsia" w:hAnsiTheme="majorHAnsi" w:cstheme="majorBidi"/>
+        <w:rFonts/>
         <w:b/>
         <w:bCs/>
       </w:rPr>
@@ -3808,14 +3644,14 @@
     </w:tblStylePr>
     <w:tblStylePr w:type="firstCol">
       <w:rPr>
-        <w:rFonts w:asciiTheme="majorHAnsi" w:eastAsiaTheme="majorEastAsia" w:hAnsiTheme="majorHAnsi" w:cstheme="majorBidi"/>
+        <w:rFonts/>
         <w:b/>
         <w:bCs/>
       </w:rPr>
     </w:tblStylePr>
     <w:tblStylePr w:type="lastCol">
       <w:rPr>
-        <w:rFonts w:asciiTheme="majorHAnsi" w:eastAsiaTheme="majorEastAsia" w:hAnsiTheme="majorHAnsi" w:cstheme="majorBidi"/>
+        <w:rFonts/>
         <w:b/>
         <w:bCs/>
       </w:rPr>
@@ -3899,7 +3735,7 @@
         <w:spacing w:before="0" w:after="0" w:line="240" w:lineRule="auto"/>
       </w:pPr>
       <w:rPr>
-        <w:rFonts w:asciiTheme="majorHAnsi" w:eastAsiaTheme="majorEastAsia" w:hAnsiTheme="majorHAnsi" w:cstheme="majorBidi"/>
+        <w:rFonts/>
         <w:b/>
         <w:bCs/>
       </w:rPr>
@@ -3920,7 +3756,7 @@
         <w:spacing w:before="0" w:after="0" w:line="240" w:lineRule="auto"/>
       </w:pPr>
       <w:rPr>
-        <w:rFonts w:asciiTheme="majorHAnsi" w:eastAsiaTheme="majorEastAsia" w:hAnsiTheme="majorHAnsi" w:cstheme="majorBidi"/>
+        <w:rFonts/>
         <w:b/>
         <w:bCs/>
       </w:rPr>
@@ -3938,14 +3774,14 @@
     </w:tblStylePr>
     <w:tblStylePr w:type="firstCol">
       <w:rPr>
-        <w:rFonts w:asciiTheme="majorHAnsi" w:eastAsiaTheme="majorEastAsia" w:hAnsiTheme="majorHAnsi" w:cstheme="majorBidi"/>
+        <w:rFonts/>
         <w:b/>
         <w:bCs/>
       </w:rPr>
     </w:tblStylePr>
     <w:tblStylePr w:type="lastCol">
       <w:rPr>
-        <w:rFonts w:asciiTheme="majorHAnsi" w:eastAsiaTheme="majorEastAsia" w:hAnsiTheme="majorHAnsi" w:cstheme="majorBidi"/>
+        <w:rFonts/>
         <w:b/>
         <w:bCs/>
       </w:rPr>
@@ -4029,7 +3865,7 @@
         <w:spacing w:before="0" w:after="0" w:line="240" w:lineRule="auto"/>
       </w:pPr>
       <w:rPr>
-        <w:rFonts w:asciiTheme="majorHAnsi" w:eastAsiaTheme="majorEastAsia" w:hAnsiTheme="majorHAnsi" w:cstheme="majorBidi"/>
+        <w:rFonts/>
         <w:b/>
         <w:bCs/>
       </w:rPr>
@@ -4050,7 +3886,7 @@
         <w:spacing w:before="0" w:after="0" w:line="240" w:lineRule="auto"/>
       </w:pPr>
       <w:rPr>
-        <w:rFonts w:asciiTheme="majorHAnsi" w:eastAsiaTheme="majorEastAsia" w:hAnsiTheme="majorHAnsi" w:cstheme="majorBidi"/>
+        <w:rFonts/>
         <w:b/>
         <w:bCs/>
       </w:rPr>
@@ -4068,14 +3904,14 @@
     </w:tblStylePr>
     <w:tblStylePr w:type="firstCol">
       <w:rPr>
-        <w:rFonts w:asciiTheme="majorHAnsi" w:eastAsiaTheme="majorEastAsia" w:hAnsiTheme="majorHAnsi" w:cstheme="majorBidi"/>
+        <w:rFonts/>
         <w:b/>
         <w:bCs/>
       </w:rPr>
     </w:tblStylePr>
     <w:tblStylePr w:type="lastCol">
       <w:rPr>
-        <w:rFonts w:asciiTheme="majorHAnsi" w:eastAsiaTheme="majorEastAsia" w:hAnsiTheme="majorHAnsi" w:cstheme="majorBidi"/>
+        <w:rFonts/>
         <w:b/>
         <w:bCs/>
       </w:rPr>
@@ -5940,7 +5776,7 @@
     </w:tblPr>
     <w:tblStylePr w:type="firstRow">
       <w:rPr>
-        <w:rFonts w:asciiTheme="majorHAnsi" w:eastAsiaTheme="majorEastAsia" w:hAnsiTheme="majorHAnsi" w:cstheme="majorBidi"/>
+        <w:rFonts/>
       </w:rPr>
       <w:tblPr/>
       <w:tcPr>
@@ -6024,7 +5860,7 @@
     </w:tblPr>
     <w:tblStylePr w:type="firstRow">
       <w:rPr>
-        <w:rFonts w:asciiTheme="majorHAnsi" w:eastAsiaTheme="majorEastAsia" w:hAnsiTheme="majorHAnsi" w:cstheme="majorBidi"/>
+        <w:rFonts/>
       </w:rPr>
       <w:tblPr/>
       <w:tcPr>
@@ -6108,7 +5944,7 @@
     </w:tblPr>
     <w:tblStylePr w:type="firstRow">
       <w:rPr>
-        <w:rFonts w:asciiTheme="majorHAnsi" w:eastAsiaTheme="majorEastAsia" w:hAnsiTheme="majorHAnsi" w:cstheme="majorBidi"/>
+        <w:rFonts/>
       </w:rPr>
       <w:tblPr/>
       <w:tcPr>
@@ -6192,7 +6028,7 @@
     </w:tblPr>
     <w:tblStylePr w:type="firstRow">
       <w:rPr>
-        <w:rFonts w:asciiTheme="majorHAnsi" w:eastAsiaTheme="majorEastAsia" w:hAnsiTheme="majorHAnsi" w:cstheme="majorBidi"/>
+        <w:rFonts/>
       </w:rPr>
       <w:tblPr/>
       <w:tcPr>
@@ -6276,7 +6112,7 @@
     </w:tblPr>
     <w:tblStylePr w:type="firstRow">
       <w:rPr>
-        <w:rFonts w:asciiTheme="majorHAnsi" w:eastAsiaTheme="majorEastAsia" w:hAnsiTheme="majorHAnsi" w:cstheme="majorBidi"/>
+        <w:rFonts/>
       </w:rPr>
       <w:tblPr/>
       <w:tcPr>
@@ -6360,7 +6196,7 @@
     </w:tblPr>
     <w:tblStylePr w:type="firstRow">
       <w:rPr>
-        <w:rFonts w:asciiTheme="majorHAnsi" w:eastAsiaTheme="majorEastAsia" w:hAnsiTheme="majorHAnsi" w:cstheme="majorBidi"/>
+        <w:rFonts/>
       </w:rPr>
       <w:tblPr/>
       <w:tcPr>
@@ -6444,7 +6280,7 @@
     </w:tblPr>
     <w:tblStylePr w:type="firstRow">
       <w:rPr>
-        <w:rFonts w:asciiTheme="majorHAnsi" w:eastAsiaTheme="majorEastAsia" w:hAnsiTheme="majorHAnsi" w:cstheme="majorBidi"/>
+        <w:rFonts/>
       </w:rPr>
       <w:tblPr/>
       <w:tcPr>
@@ -6509,7 +6345,7 @@
       <w:spacing w:after="0" w:line="240" w:lineRule="auto"/>
     </w:pPr>
     <w:rPr>
-      <w:rFonts w:asciiTheme="majorHAnsi" w:eastAsiaTheme="majorEastAsia" w:hAnsiTheme="majorHAnsi" w:cstheme="majorBidi"/>
+      <w:rFonts/>
       <w:color w:val="000000" w:themeColor="text1"/>
     </w:rPr>
     <w:tblPr>
@@ -6637,7 +6473,7 @@
       <w:spacing w:after="0" w:line="240" w:lineRule="auto"/>
     </w:pPr>
     <w:rPr>
-      <w:rFonts w:asciiTheme="majorHAnsi" w:eastAsiaTheme="majorEastAsia" w:hAnsiTheme="majorHAnsi" w:cstheme="majorBidi"/>
+      <w:rFonts/>
       <w:color w:val="000000" w:themeColor="text1"/>
     </w:rPr>
     <w:tblPr>
@@ -6765,7 +6601,7 @@
       <w:spacing w:after="0" w:line="240" w:lineRule="auto"/>
     </w:pPr>
     <w:rPr>
-      <w:rFonts w:asciiTheme="majorHAnsi" w:eastAsiaTheme="majorEastAsia" w:hAnsiTheme="majorHAnsi" w:cstheme="majorBidi"/>
+      <w:rFonts/>
       <w:color w:val="000000" w:themeColor="text1"/>
     </w:rPr>
     <w:tblPr>
@@ -6893,7 +6729,7 @@
       <w:spacing w:after="0" w:line="240" w:lineRule="auto"/>
     </w:pPr>
     <w:rPr>
-      <w:rFonts w:asciiTheme="majorHAnsi" w:eastAsiaTheme="majorEastAsia" w:hAnsiTheme="majorHAnsi" w:cstheme="majorBidi"/>
+      <w:rFonts/>
       <w:color w:val="000000" w:themeColor="text1"/>
     </w:rPr>
     <w:tblPr>
@@ -7021,7 +6857,7 @@
       <w:spacing w:after="0" w:line="240" w:lineRule="auto"/>
     </w:pPr>
     <w:rPr>
-      <w:rFonts w:asciiTheme="majorHAnsi" w:eastAsiaTheme="majorEastAsia" w:hAnsiTheme="majorHAnsi" w:cstheme="majorBidi"/>
+      <w:rFonts/>
       <w:color w:val="000000" w:themeColor="text1"/>
     </w:rPr>
     <w:tblPr>
@@ -7149,7 +6985,7 @@
       <w:spacing w:after="0" w:line="240" w:lineRule="auto"/>
     </w:pPr>
     <w:rPr>
-      <w:rFonts w:asciiTheme="majorHAnsi" w:eastAsiaTheme="majorEastAsia" w:hAnsiTheme="majorHAnsi" w:cstheme="majorBidi"/>
+      <w:rFonts/>
       <w:color w:val="000000" w:themeColor="text1"/>
     </w:rPr>
     <w:tblPr>
@@ -7277,7 +7113,7 @@
       <w:spacing w:after="0" w:line="240" w:lineRule="auto"/>
     </w:pPr>
     <w:rPr>
-      <w:rFonts w:asciiTheme="majorHAnsi" w:eastAsiaTheme="majorEastAsia" w:hAnsiTheme="majorHAnsi" w:cstheme="majorBidi"/>
+      <w:rFonts/>
       <w:color w:val="000000" w:themeColor="text1"/>
     </w:rPr>
     <w:tblPr>
@@ -7916,7 +7752,7 @@
       <w:spacing w:after="0" w:line="240" w:lineRule="auto"/>
     </w:pPr>
     <w:rPr>
-      <w:rFonts w:asciiTheme="majorHAnsi" w:eastAsiaTheme="majorEastAsia" w:hAnsiTheme="majorHAnsi" w:cstheme="majorBidi"/>
+      <w:rFonts/>
       <w:color w:val="000000" w:themeColor="text1"/>
     </w:rPr>
     <w:tblPr>
@@ -8041,7 +7877,7 @@
       <w:spacing w:after="0" w:line="240" w:lineRule="auto"/>
     </w:pPr>
     <w:rPr>
-      <w:rFonts w:asciiTheme="majorHAnsi" w:eastAsiaTheme="majorEastAsia" w:hAnsiTheme="majorHAnsi" w:cstheme="majorBidi"/>
+      <w:rFonts/>
       <w:color w:val="000000" w:themeColor="text1"/>
     </w:rPr>
     <w:tblPr>
@@ -8166,7 +8002,7 @@
       <w:spacing w:after="0" w:line="240" w:lineRule="auto"/>
     </w:pPr>
     <w:rPr>
-      <w:rFonts w:asciiTheme="majorHAnsi" w:eastAsiaTheme="majorEastAsia" w:hAnsiTheme="majorHAnsi" w:cstheme="majorBidi"/>
+      <w:rFonts/>
       <w:color w:val="000000" w:themeColor="text1"/>
     </w:rPr>
     <w:tblPr>
@@ -8291,7 +8127,7 @@
       <w:spacing w:after="0" w:line="240" w:lineRule="auto"/>
     </w:pPr>
     <w:rPr>
-      <w:rFonts w:asciiTheme="majorHAnsi" w:eastAsiaTheme="majorEastAsia" w:hAnsiTheme="majorHAnsi" w:cstheme="majorBidi"/>
+      <w:rFonts/>
       <w:color w:val="000000" w:themeColor="text1"/>
     </w:rPr>
     <w:tblPr>
@@ -8416,7 +8252,7 @@
       <w:spacing w:after="0" w:line="240" w:lineRule="auto"/>
     </w:pPr>
     <w:rPr>
-      <w:rFonts w:asciiTheme="majorHAnsi" w:eastAsiaTheme="majorEastAsia" w:hAnsiTheme="majorHAnsi" w:cstheme="majorBidi"/>
+      <w:rFonts/>
       <w:color w:val="000000" w:themeColor="text1"/>
     </w:rPr>
     <w:tblPr>
@@ -8541,7 +8377,7 @@
       <w:spacing w:after="0" w:line="240" w:lineRule="auto"/>
     </w:pPr>
     <w:rPr>
-      <w:rFonts w:asciiTheme="majorHAnsi" w:eastAsiaTheme="majorEastAsia" w:hAnsiTheme="majorHAnsi" w:cstheme="majorBidi"/>
+      <w:rFonts/>
       <w:color w:val="000000" w:themeColor="text1"/>
     </w:rPr>
     <w:tblPr>
@@ -8666,7 +8502,7 @@
       <w:spacing w:after="0" w:line="240" w:lineRule="auto"/>
     </w:pPr>
     <w:rPr>
-      <w:rFonts w:asciiTheme="majorHAnsi" w:eastAsiaTheme="majorEastAsia" w:hAnsiTheme="majorHAnsi" w:cstheme="majorBidi"/>
+      <w:rFonts/>
       <w:color w:val="000000" w:themeColor="text1"/>
     </w:rPr>
     <w:tblPr>
